--- a/шаблони/комплекти/Стрільби/Шаблон_Витяг з наказу на стрільби (придатні).docx
+++ b/шаблони/комплекти/Стрільби/Шаблон_Витяг з наказу на стрільби (придатні).docx
@@ -9,14 +9,12 @@
         <w:rPr>
           <w:b/>
           <w:szCs w:val="28"/>
-          <w:highlight w:val="yellow"/>
         </w:rPr>
       </w:pPr>
       <w:r>
         <w:rPr>
           <w:b/>
           <w:szCs w:val="28"/>
-          <w:highlight w:val="yellow"/>
           <w:lang w:val="en-US" w:eastAsia="en-US"/>
         </w:rPr>
         <w:drawing>
@@ -75,14 +73,12 @@
         <w:rPr>
           <w:b/>
           <w:szCs w:val="28"/>
-          <w:highlight w:val="yellow"/>
         </w:rPr>
       </w:pPr>
       <w:r>
         <w:rPr>
           <w:b/>
           <w:szCs w:val="28"/>
-          <w:highlight w:val="yellow"/>
         </w:rPr>
       </w:r>
     </w:p>
@@ -93,14 +89,12 @@
         <w:rPr>
           <w:b/>
           <w:szCs w:val="28"/>
-          <w:highlight w:val="yellow"/>
         </w:rPr>
       </w:pPr>
       <w:r>
         <w:rPr>
           <w:b/>
           <w:szCs w:val="28"/>
-          <w:highlight w:val="yellow"/>
         </w:rPr>
       </w:r>
     </w:p>
@@ -117,7 +111,6 @@
         <w:rPr>
           <w:b/>
           <w:szCs w:val="28"/>
-          <w:highlight w:val="yellow"/>
         </w:rPr>
       </w:r>
     </w:p>
@@ -642,7 +635,6 @@
         <w:rPr>
           <w:sz w:val="28"/>
           <w:szCs w:val="28"/>
-          <w:highlight w:val="yellow"/>
         </w:rPr>
       </w:pPr>
       <w:r>
@@ -651,7 +643,6 @@
           <w:bCs/>
           <w:sz w:val="28"/>
           <w:szCs w:val="28"/>
-          <w:highlight w:val="yellow"/>
         </w:rPr>
       </w:r>
     </w:p>
@@ -661,14 +652,12 @@
         <w:rPr>
           <w:sz w:val="28"/>
           <w:szCs w:val="28"/>
-          <w:highlight w:val="yellow"/>
-        </w:rPr>
-      </w:pPr>
-      <w:r>
-        <w:rPr>
-          <w:sz w:val="28"/>
-          <w:szCs w:val="28"/>
-          <w:highlight w:val="yellow"/>
+        </w:rPr>
+      </w:pPr>
+      <w:r>
+        <w:rPr>
+          <w:sz w:val="28"/>
+          <w:szCs w:val="28"/>
         </w:rPr>
       </w:r>
     </w:p>
@@ -681,8 +670,7 @@
       </w:pPr>
       <w:r>
         <w:rPr/>
-        <w:t>1.</w:t>
-        <w:tab/>
+        <w:t xml:space="preserve">1. </w:t>
         <w:t xml:space="preserve">У відповідності до вимог пункту 1.8. “Курсу стрільб зі стрілецької зброї і бойових машин” щодо послідовного навчання виконанню вогневих завдань {{керівник_стрільби_дв}}, (резерв </w:t>
       </w:r>
       <w:r>
@@ -702,13 +690,11 @@
         <w:jc w:val="both"/>
         <w:rPr>
           <w:szCs w:val="28"/>
-          <w:highlight w:val="yellow"/>
-        </w:rPr>
-      </w:pPr>
-      <w:r>
-        <w:rPr>
-          <w:szCs w:val="28"/>
-          <w:highlight w:val="yellow"/>
+        </w:rPr>
+      </w:pPr>
+      <w:r>
+        <w:rPr>
+          <w:szCs w:val="28"/>
         </w:rPr>
       </w:r>
     </w:p>
@@ -718,7 +704,6 @@
         <w:rPr>
           <w:sz w:val="28"/>
           <w:szCs w:val="28"/>
-          <w:highlight w:val="yellow"/>
           <w:lang w:eastAsia="ru-RU"/>
         </w:rPr>
       </w:pPr>
@@ -726,7 +711,6 @@
         <w:rPr>
           <w:sz w:val="28"/>
           <w:szCs w:val="28"/>
-          <w:highlight w:val="yellow"/>
           <w:lang w:eastAsia="ru-RU"/>
         </w:rPr>
       </w:r>
@@ -852,7 +836,7 @@
           <w:tab w:val="left" w:leader="none" w:pos="1134"/>
         </w:tabs>
         <w:spacing w:line="238" w:lineRule="auto"/>
-        <w:ind w:end="0" w:firstLine="567"/>
+        <w:ind w:end="0" w:firstLine="709"/>
         <w:jc w:val="both"/>
         <w:rPr>
           <w:szCs w:val="28"/>
@@ -895,7 +879,7 @@
       <w:pPr>
         <w:pStyle w:val="Heading"/>
         <w:spacing w:line="238" w:lineRule="auto"/>
-        <w:ind w:end="0" w:firstLine="1134"/>
+        <w:ind w:end="0" w:firstLine="709"/>
         <w:jc w:val="both"/>
         <w:rPr>
           <w:szCs w:val="28"/>
@@ -912,7 +896,7 @@
       <w:pPr>
         <w:pStyle w:val="Heading"/>
         <w:spacing w:line="238" w:lineRule="auto"/>
-        <w:ind w:end="0" w:firstLine="1134"/>
+        <w:ind w:end="0" w:firstLine="709"/>
         <w:jc w:val="both"/>
         <w:rPr>
           <w:szCs w:val="28"/>
@@ -942,7 +926,7 @@
       <w:pPr>
         <w:pStyle w:val="Heading"/>
         <w:spacing w:line="238" w:lineRule="auto"/>
-        <w:ind w:end="0" w:firstLine="1134"/>
+        <w:ind w:end="0" w:firstLine="709"/>
         <w:jc w:val="both"/>
         <w:rPr>
           <w:szCs w:val="28"/>
@@ -972,7 +956,7 @@
       <w:pPr>
         <w:pStyle w:val="Heading"/>
         <w:spacing w:line="238" w:lineRule="auto"/>
-        <w:ind w:end="0" w:firstLine="1134"/>
+        <w:ind w:end="0" w:firstLine="709"/>
         <w:jc w:val="both"/>
         <w:rPr>
           <w:szCs w:val="28"/>
@@ -1004,14 +988,12 @@
         <w:rPr>
           <w:sz w:val="28"/>
           <w:szCs w:val="28"/>
-          <w:highlight w:val="yellow"/>
-        </w:rPr>
-      </w:pPr>
-      <w:r>
-        <w:rPr>
-          <w:sz w:val="28"/>
-          <w:szCs w:val="28"/>
-          <w:highlight w:val="yellow"/>
+        </w:rPr>
+      </w:pPr>
+      <w:r>
+        <w:rPr>
+          <w:sz w:val="28"/>
+          <w:szCs w:val="28"/>
         </w:rPr>
       </w:r>
     </w:p>
@@ -1021,14 +1003,12 @@
         <w:rPr>
           <w:sz w:val="28"/>
           <w:szCs w:val="28"/>
-          <w:highlight w:val="yellow"/>
-        </w:rPr>
-      </w:pPr>
-      <w:r>
-        <w:rPr>
-          <w:sz w:val="28"/>
-          <w:szCs w:val="28"/>
-          <w:highlight w:val="yellow"/>
+        </w:rPr>
+      </w:pPr>
+      <w:r>
+        <w:rPr>
+          <w:sz w:val="28"/>
+          <w:szCs w:val="28"/>
         </w:rPr>
       </w:r>
     </w:p>
@@ -2005,7 +1985,7 @@
       <w:pPr>
         <w:pStyle w:val="1"/>
         <w:spacing w:line="238" w:lineRule="auto"/>
-        <w:ind w:end="0" w:firstLine="720"/>
+        <w:ind w:end="0" w:firstLine="709"/>
         <w:jc w:val="both"/>
         <w:rPr/>
       </w:pPr>
@@ -2023,14 +2003,12 @@
         <w:rPr>
           <w:sz w:val="28"/>
           <w:szCs w:val="28"/>
-          <w:highlight w:val="yellow"/>
-        </w:rPr>
-      </w:pPr>
-      <w:r>
-        <w:rPr>
-          <w:sz w:val="28"/>
-          <w:szCs w:val="28"/>
-          <w:highlight w:val="yellow"/>
+        </w:rPr>
+      </w:pPr>
+      <w:r>
+        <w:rPr>
+          <w:sz w:val="28"/>
+          <w:szCs w:val="28"/>
         </w:rPr>
       </w:r>
     </w:p>
@@ -2040,14 +2018,12 @@
         <w:rPr>
           <w:sz w:val="28"/>
           <w:szCs w:val="28"/>
-          <w:highlight w:val="yellow"/>
-        </w:rPr>
-      </w:pPr>
-      <w:r>
-        <w:rPr>
-          <w:sz w:val="28"/>
-          <w:szCs w:val="28"/>
-          <w:highlight w:val="yellow"/>
+        </w:rPr>
+      </w:pPr>
+      <w:r>
+        <w:rPr>
+          <w:sz w:val="28"/>
+          <w:szCs w:val="28"/>
         </w:rPr>
       </w:r>
     </w:p>
@@ -2109,10 +2085,9 @@
       <w:pPr>
         <w:pStyle w:val="1"/>
         <w:spacing w:line="238" w:lineRule="auto"/>
-        <w:ind w:end="0" w:firstLine="720"/>
-        <w:jc w:val="both"/>
-        <w:rPr>
-          <w:highlight w:val="yellow"/>
+        <w:ind w:end="0" w:firstLine="709"/>
+        <w:jc w:val="both"/>
+        <w:rPr>
           <w:lang w:val="uk-UA"/>
         </w:rPr>
       </w:pPr>
@@ -2188,10 +2163,9 @@
       <w:pPr>
         <w:pStyle w:val="1"/>
         <w:spacing w:line="238" w:lineRule="auto"/>
-        <w:ind w:end="0" w:firstLine="720"/>
-        <w:jc w:val="both"/>
-        <w:rPr>
-          <w:highlight w:val="yellow"/>
+        <w:ind w:end="0" w:firstLine="709"/>
+        <w:jc w:val="both"/>
+        <w:rPr>
           <w:lang w:val="uk-UA"/>
         </w:rPr>
       </w:pPr>
@@ -2240,10 +2214,9 @@
       <w:pPr>
         <w:pStyle w:val="1"/>
         <w:spacing w:line="238" w:lineRule="auto"/>
-        <w:ind w:end="0" w:firstLine="720"/>
-        <w:jc w:val="both"/>
-        <w:rPr>
-          <w:highlight w:val="yellow"/>
+        <w:ind w:end="0" w:firstLine="709"/>
+        <w:jc w:val="both"/>
+        <w:rPr>
           <w:lang w:val="uk-UA"/>
         </w:rPr>
       </w:pPr>
@@ -2317,10 +2290,9 @@
       <w:pPr>
         <w:pStyle w:val="1"/>
         <w:spacing w:line="238" w:lineRule="auto"/>
-        <w:ind w:end="0" w:firstLine="720"/>
-        <w:jc w:val="both"/>
-        <w:rPr>
-          <w:highlight w:val="yellow"/>
+        <w:ind w:end="0" w:firstLine="709"/>
+        <w:jc w:val="both"/>
+        <w:rPr>
           <w:lang w:val="uk-UA"/>
         </w:rPr>
       </w:pPr>
@@ -2375,7 +2347,7 @@
       <w:pPr>
         <w:pStyle w:val="1"/>
         <w:spacing w:line="238" w:lineRule="auto"/>
-        <w:ind w:end="0" w:firstLine="720"/>
+        <w:ind w:end="0" w:firstLine="709"/>
         <w:jc w:val="both"/>
         <w:rPr>
           <w:lang w:val="uk-UA"/>
@@ -2438,7 +2410,7 @@
       <w:pPr>
         <w:pStyle w:val="1"/>
         <w:spacing w:line="238" w:lineRule="auto"/>
-        <w:ind w:end="0" w:firstLine="720"/>
+        <w:ind w:end="0" w:firstLine="709"/>
         <w:jc w:val="both"/>
         <w:rPr>
           <w:lang w:val="uk-UA"/>
@@ -2501,10 +2473,9 @@
       <w:pPr>
         <w:pStyle w:val="1"/>
         <w:spacing w:line="238" w:lineRule="auto"/>
-        <w:ind w:end="0" w:firstLine="720"/>
-        <w:jc w:val="both"/>
-        <w:rPr>
-          <w:highlight w:val="yellow"/>
+        <w:ind w:end="0" w:firstLine="709"/>
+        <w:jc w:val="both"/>
+        <w:rPr>
           <w:lang w:val="uk-UA"/>
         </w:rPr>
       </w:pPr>
@@ -2585,14 +2556,12 @@
         <w:rPr>
           <w:sz w:val="28"/>
           <w:szCs w:val="28"/>
-          <w:highlight w:val="yellow"/>
-        </w:rPr>
-      </w:pPr>
-      <w:r>
-        <w:rPr>
-          <w:sz w:val="28"/>
-          <w:szCs w:val="28"/>
-          <w:highlight w:val="yellow"/>
+        </w:rPr>
+      </w:pPr>
+      <w:r>
+        <w:rPr>
+          <w:sz w:val="28"/>
+          <w:szCs w:val="28"/>
         </w:rPr>
       </w:r>
     </w:p>
@@ -2602,14 +2571,12 @@
         <w:rPr>
           <w:sz w:val="28"/>
           <w:szCs w:val="28"/>
-          <w:highlight w:val="yellow"/>
-        </w:rPr>
-      </w:pPr>
-      <w:r>
-        <w:rPr>
-          <w:sz w:val="28"/>
-          <w:szCs w:val="28"/>
-          <w:highlight w:val="yellow"/>
+        </w:rPr>
+      </w:pPr>
+      <w:r>
+        <w:rPr>
+          <w:sz w:val="28"/>
+          <w:szCs w:val="28"/>
         </w:rPr>
       </w:r>
     </w:p>
@@ -2711,7 +2678,6 @@
         <w:ind w:end="0" w:firstLine="709"/>
         <w:jc w:val="both"/>
         <w:rPr>
-          <w:highlight w:val="yellow"/>
           <w:lang w:eastAsia="uk-UA"/>
         </w:rPr>
       </w:pPr>
@@ -2719,7 +2685,6 @@
         <w:rPr>
           <w:color w:val="000000"/>
           <w:szCs w:val="28"/>
-          <w:highlight w:val="yellow"/>
           <w:lang w:eastAsia="uk-UA"/>
         </w:rPr>
       </w:r>
@@ -2737,7 +2702,6 @@
         <w:rPr>
           <w:sz w:val="28"/>
           <w:szCs w:val="28"/>
-          <w:highlight w:val="yellow"/>
           <w:lang w:eastAsia="uk-UA"/>
         </w:rPr>
       </w:r>
@@ -3205,7 +3169,6 @@
         <w:spacing w:before="0" w:after="0"/>
         <w:ind w:start="0" w:end="0" w:firstLine="709"/>
         <w:rPr>
-          <w:highlight w:val="yellow"/>
           <w:lang w:val="uk-UA"/>
         </w:rPr>
       </w:pPr>
@@ -3268,23 +3231,11 @@
           <w:numId w:val="0"/>
         </w:numPr>
         <w:spacing w:before="0" w:after="0"/>
-        <w:ind w:start="0" w:hanging="0"/>
-        <w:rPr>
-          <w:highlight w:val="yellow"/>
-          <w:lang w:val="uk-UA"/>
-        </w:rPr>
-      </w:pPr>
-      <w:r>
-        <w:rPr>
-          <w:bCs w:val="false"/>
-          <w:iCs w:val="false"/>
-          <w:color w:val="FF0000"/>
-          <w:sz w:val="20"/>
-          <w:szCs w:val="20"/>
-          <w:lang w:val="uk-UA"/>
-        </w:rPr>
-        <w:t xml:space="preserve">              </w:t>
-      </w:r>
+        <w:ind w:start="0" w:end="0" w:firstLine="709"/>
+        <w:rPr>
+          <w:lang w:val="uk-UA"/>
+        </w:rPr>
+      </w:pPr>
       <w:r>
         <w:rPr>
           <w:lang w:val="uk-UA" w:eastAsia="uk-UA"/>
@@ -3466,14 +3417,12 @@
         <w:rPr>
           <w:sz w:val="28"/>
           <w:szCs w:val="28"/>
-          <w:highlight w:val="yellow"/>
-        </w:rPr>
-      </w:pPr>
-      <w:r>
-        <w:rPr>
-          <w:sz w:val="28"/>
-          <w:szCs w:val="28"/>
-          <w:highlight w:val="yellow"/>
+        </w:rPr>
+      </w:pPr>
+      <w:r>
+        <w:rPr>
+          <w:sz w:val="28"/>
+          <w:szCs w:val="28"/>
           <w:lang w:val="uk-UA"/>
         </w:rPr>
       </w:r>
@@ -3484,14 +3433,12 @@
         <w:rPr>
           <w:sz w:val="28"/>
           <w:szCs w:val="28"/>
-          <w:highlight w:val="yellow"/>
-        </w:rPr>
-      </w:pPr>
-      <w:r>
-        <w:rPr>
-          <w:sz w:val="28"/>
-          <w:szCs w:val="28"/>
-          <w:highlight w:val="yellow"/>
+        </w:rPr>
+      </w:pPr>
+      <w:r>
+        <w:rPr>
+          <w:sz w:val="28"/>
+          <w:szCs w:val="28"/>
         </w:rPr>
       </w:r>
     </w:p>
@@ -3651,14 +3598,12 @@
         <w:rPr>
           <w:sz w:val="28"/>
           <w:szCs w:val="28"/>
-          <w:highlight w:val="yellow"/>
-        </w:rPr>
-      </w:pPr>
-      <w:r>
-        <w:rPr>
-          <w:sz w:val="28"/>
-          <w:szCs w:val="28"/>
-          <w:highlight w:val="yellow"/>
+        </w:rPr>
+      </w:pPr>
+      <w:r>
+        <w:rPr>
+          <w:sz w:val="28"/>
+          <w:szCs w:val="28"/>
         </w:rPr>
       </w:r>
     </w:p>
@@ -3670,14 +3615,12 @@
         <w:rPr>
           <w:sz w:val="28"/>
           <w:szCs w:val="28"/>
-          <w:highlight w:val="yellow"/>
-        </w:rPr>
-      </w:pPr>
-      <w:r>
-        <w:rPr>
-          <w:sz w:val="28"/>
-          <w:szCs w:val="28"/>
-          <w:highlight w:val="yellow"/>
+        </w:rPr>
+      </w:pPr>
+      <w:r>
+        <w:rPr>
+          <w:sz w:val="28"/>
+          <w:szCs w:val="28"/>
         </w:rPr>
       </w:r>
     </w:p>
@@ -3709,14 +3652,12 @@
         <w:rPr>
           <w:sz w:val="28"/>
           <w:szCs w:val="28"/>
-          <w:highlight w:val="yellow"/>
-        </w:rPr>
-      </w:pPr>
-      <w:r>
-        <w:rPr>
-          <w:sz w:val="28"/>
-          <w:szCs w:val="28"/>
-          <w:highlight w:val="yellow"/>
+        </w:rPr>
+      </w:pPr>
+      <w:r>
+        <w:rPr>
+          <w:sz w:val="28"/>
+          <w:szCs w:val="28"/>
         </w:rPr>
       </w:r>
     </w:p>
@@ -3726,14 +3667,12 @@
         <w:rPr>
           <w:sz w:val="28"/>
           <w:szCs w:val="28"/>
-          <w:highlight w:val="yellow"/>
-        </w:rPr>
-      </w:pPr>
-      <w:r>
-        <w:rPr>
-          <w:sz w:val="28"/>
-          <w:szCs w:val="28"/>
-          <w:highlight w:val="yellow"/>
+        </w:rPr>
+      </w:pPr>
+      <w:r>
+        <w:rPr>
+          <w:sz w:val="28"/>
+          <w:szCs w:val="28"/>
         </w:rPr>
       </w:r>
     </w:p>
@@ -3853,7 +3792,6 @@
         <w:rPr>
           <w:sz w:val="28"/>
           <w:szCs w:val="28"/>
-          <w:highlight w:val="yellow"/>
         </w:rPr>
       </w:pPr>
       <w:r>
@@ -3861,7 +3799,6 @@
           <w:color w:val="000000"/>
           <w:sz w:val="28"/>
           <w:szCs w:val="28"/>
-          <w:highlight w:val="yellow"/>
         </w:rPr>
       </w:r>
     </w:p>
@@ -3877,7 +3814,7 @@
           <w:tab w:val="left" w:leader="none" w:pos="1276"/>
         </w:tabs>
         <w:spacing w:before="0" w:after="0" w:line="238" w:lineRule="auto"/>
-        <w:ind w:start="0" w:end="0" w:hanging="0"/>
+        <w:ind w:start="0" w:end="0" w:firstLine="709"/>
         <w:rPr>
           <w:bCs w:val="false"/>
           <w:lang w:val="uk-UA"/>
@@ -4020,14 +3957,12 @@
         <w:rPr>
           <w:sz w:val="28"/>
           <w:szCs w:val="28"/>
-          <w:highlight w:val="yellow"/>
-        </w:rPr>
-      </w:pPr>
-      <w:r>
-        <w:rPr>
-          <w:sz w:val="28"/>
-          <w:szCs w:val="28"/>
-          <w:highlight w:val="yellow"/>
+        </w:rPr>
+      </w:pPr>
+      <w:r>
+        <w:rPr>
+          <w:sz w:val="28"/>
+          <w:szCs w:val="28"/>
         </w:rPr>
       </w:r>
     </w:p>
@@ -4043,7 +3978,6 @@
         <w:rPr>
           <w:sz w:val="28"/>
           <w:szCs w:val="28"/>
-          <w:highlight w:val="yellow"/>
         </w:rPr>
       </w:r>
     </w:p>
@@ -4136,7 +4070,6 @@
         <w:rPr>
           <w:sz w:val="16"/>
           <w:szCs w:val="16"/>
-          <w:highlight w:val="yellow"/>
         </w:rPr>
       </w:pPr>
       <w:r>
@@ -4144,7 +4077,6 @@
           <w:color w:val="000000"/>
           <w:sz w:val="16"/>
           <w:szCs w:val="16"/>
-          <w:highlight w:val="yellow"/>
         </w:rPr>
       </w:r>
     </w:p>
@@ -4154,14 +4086,12 @@
         <w:rPr>
           <w:sz w:val="16"/>
           <w:szCs w:val="16"/>
-          <w:highlight w:val="yellow"/>
         </w:rPr>
       </w:pPr>
       <w:r>
         <w:rPr>
           <w:sz w:val="16"/>
           <w:szCs w:val="16"/>
-          <w:highlight w:val="yellow"/>
         </w:rPr>
       </w:r>
     </w:p>
@@ -4199,14 +4129,12 @@
         <w:rPr>
           <w:sz w:val="16"/>
           <w:szCs w:val="16"/>
-          <w:highlight w:val="yellow"/>
         </w:rPr>
       </w:pPr>
       <w:r>
         <w:rPr>
           <w:sz w:val="16"/>
           <w:szCs w:val="16"/>
-          <w:highlight w:val="yellow"/>
         </w:rPr>
       </w:r>
     </w:p>
@@ -4216,14 +4144,12 @@
         <w:rPr>
           <w:sz w:val="16"/>
           <w:szCs w:val="16"/>
-          <w:highlight w:val="yellow"/>
         </w:rPr>
       </w:pPr>
       <w:r>
         <w:rPr>
           <w:sz w:val="16"/>
           <w:szCs w:val="16"/>
-          <w:highlight w:val="yellow"/>
         </w:rPr>
       </w:r>
     </w:p>
@@ -4258,14 +4184,12 @@
         <w:rPr>
           <w:sz w:val="16"/>
           <w:szCs w:val="16"/>
-          <w:highlight w:val="yellow"/>
         </w:rPr>
       </w:pPr>
       <w:r>
         <w:rPr>
           <w:sz w:val="16"/>
           <w:szCs w:val="16"/>
-          <w:highlight w:val="yellow"/>
         </w:rPr>
       </w:r>
     </w:p>
@@ -4275,14 +4199,12 @@
         <w:rPr>
           <w:sz w:val="16"/>
           <w:szCs w:val="16"/>
-          <w:highlight w:val="yellow"/>
         </w:rPr>
       </w:pPr>
       <w:r>
         <w:rPr>
           <w:sz w:val="16"/>
           <w:szCs w:val="16"/>
-          <w:highlight w:val="yellow"/>
         </w:rPr>
       </w:r>
     </w:p>
@@ -4554,27 +4476,30 @@
     <w:p>
       <w:pPr>
         <w:pStyle w:val="Normal"/>
+        <w:keepNext/>
         <w:spacing w:line="238" w:lineRule="auto"/>
-        <w:jc w:val="both"/>
+        <w:jc w:val="left"/>
         <w:rPr>
           <w:color w:val="000000"/>
-          <w:sz w:val="16"/>
-          <w:szCs w:val="16"/>
+          <w:sz w:val="28"/>
         </w:rPr>
       </w:pPr>
       <w:r>
         <w:rPr>
           <w:color w:val="000000"/>
-          <w:sz w:val="16"/>
-          <w:szCs w:val="16"/>
-        </w:rPr>
+          <w:sz w:val="28"/>
+        </w:rPr>
+        <w:t>Начальник Харківського національного університету Повітряних Сил імені Івана Кожедуба</w:t>
       </w:r>
     </w:p>
     <w:p>
       <w:pPr>
         <w:pStyle w:val="Normal"/>
-        <w:spacing w:line="238" w:lineRule="auto"/>
-        <w:jc w:val="both"/>
+        <w:tabs>
+          <w:tab w:val="right" w:pos="9297"/>
+        </w:tabs>
+        <w:spacing w:before="0" w:after="120"/>
+        <w:jc w:val="left"/>
         <w:rPr>
           <w:color w:val="000000"/>
           <w:sz w:val="28"/>
@@ -4585,32 +4510,21 @@
           <w:color w:val="000000"/>
           <w:sz w:val="28"/>
         </w:rPr>
-        <w:t>Начальник Харківського національного університету Повітряних Сил      імені Івана Кожедуба</w:t>
-      </w:r>
-    </w:p>
-    <w:p>
-      <w:pPr>
-        <w:pStyle w:val="Normal"/>
-        <w:spacing w:before="0" w:after="120"/>
-        <w:jc w:val="both"/>
+        <w:t xml:space="preserve">{{звання_командира}}</w:t>
+      </w:r>
+      <w:r>
         <w:rPr>
           <w:color w:val="000000"/>
           <w:sz w:val="28"/>
         </w:rPr>
-      </w:pPr>
+        <w:tab/>
+      </w:r>
       <w:r>
         <w:rPr>
           <w:color w:val="000000"/>
           <w:sz w:val="28"/>
         </w:rPr>
-        <w:t xml:space="preserve">{{звання_командира}}</w:t>
-        <w:tab/>
-        <w:tab/>
-        <w:tab/>
-        <w:tab/>
-        <w:tab/>
-        <w:tab/>
-        <w:t xml:space="preserve">      {{піб_командира}}</w:t>
+        <w:t xml:space="preserve">{{піб_командира}}</w:t>
       </w:r>
     </w:p>
     <w:p>
@@ -4654,9 +4568,10 @@
     <w:p>
       <w:pPr>
         <w:pStyle w:val="Normal"/>
+        <w:keepNext/>
         <w:keepLines/>
         <w:widowControl w:val="false"/>
-        <w:jc w:val="both"/>
+        <w:jc w:val="left"/>
         <w:rPr>
           <w:sz w:val="28"/>
           <w:szCs w:val="28"/>
@@ -4675,11 +4590,14 @@
         <w:pStyle w:val="Normal"/>
         <w:keepLines/>
         <w:widowControl w:val="false"/>
+        <w:tabs>
+          <w:tab w:val="right" w:pos="9297"/>
+        </w:tabs>
+        <w:jc w:val="left"/>
         <w:rPr>
           <w:color w:val="000000"/>
           <w:sz w:val="28"/>
           <w:szCs w:val="28"/>
-          <w:highlight w:val="yellow"/>
         </w:rPr>
       </w:pPr>
       <w:r>
@@ -4688,13 +4606,20 @@
           <w:szCs w:val="28"/>
         </w:rPr>
         <w:t xml:space="preserve">{{звання_засвідчувача}}</w:t>
+      </w:r>
+      <w:r>
+        <w:rPr>
+          <w:sz w:val="28"/>
+          <w:szCs w:val="28"/>
+        </w:rPr>
         <w:tab/>
-        <w:tab/>
-        <w:tab/>
-        <w:tab/>
-        <w:tab/>
-        <w:tab/>
-        <w:t xml:space="preserve"> {{піб_засвідчувача}}</w:t>
+      </w:r>
+      <w:r>
+        <w:rPr>
+          <w:sz w:val="28"/>
+          <w:szCs w:val="28"/>
+        </w:rPr>
+        <w:t xml:space="preserve">{{піб_засвідчувача}}</w:t>
       </w:r>
     </w:p>
     <w:sectPr>
@@ -5055,6 +4980,7 @@
     <w:lvl w:ilvl="0">
       <w:start w:val="2"/>
       <w:numFmt w:val="decimal"/>
+      <w:suff w:val="space"/>
       <w:lvlText w:val="%1."/>
       <w:lvlJc w:val="start"/>
       <w:pPr>
@@ -5266,9 +5192,7 @@
       </w:rPr>
     </w:rPrDefault>
     <w:pPrDefault>
-      <w:pPr>
-        <w:suppressAutoHyphens w:val="true"/>
-      </w:pPr>
+      <w:pPr/>
     </w:pPrDefault>
   </w:docDefaults>
   <w:style w:type="paragraph" w:styleId="Normal">
@@ -6256,7 +6180,6 @@
     <w:name w:val="Звичайний (веб)"/>
     <w:basedOn w:val="Normal"/>
     <w:pPr>
-      <w:suppressAutoHyphens w:val="true"/>
       <w:spacing w:before="280" w:after="280"/>
     </w:pPr>
     <w:rPr>

--- a/шаблони/комплекти/Стрільби/Шаблон_Витяг з наказу на стрільби (придатні).docx
+++ b/шаблони/комплекти/Стрільби/Шаблон_Витяг з наказу на стрільби (придатні).docx
@@ -670,7 +670,8 @@
       </w:pPr>
       <w:r>
         <w:rPr/>
-        <w:t xml:space="preserve">1. </w:t>
+        <w:t>1.</w:t>
+        <w:tab/>
         <w:t xml:space="preserve">У відповідності до вимог пункту 1.8. “Курсу стрільб зі стрілецької зброї і бойових машин” щодо послідовного навчання виконанню вогневих завдань {{керівник_стрільби_дв}}, (резерв </w:t>
       </w:r>
       <w:r>
@@ -836,7 +837,7 @@
           <w:tab w:val="left" w:leader="none" w:pos="1134"/>
         </w:tabs>
         <w:spacing w:line="238" w:lineRule="auto"/>
-        <w:ind w:end="0" w:firstLine="709"/>
+        <w:ind w:end="0" w:firstLine="567"/>
         <w:jc w:val="both"/>
         <w:rPr>
           <w:szCs w:val="28"/>
@@ -879,7 +880,7 @@
       <w:pPr>
         <w:pStyle w:val="Heading"/>
         <w:spacing w:line="238" w:lineRule="auto"/>
-        <w:ind w:end="0" w:firstLine="709"/>
+        <w:ind w:end="0" w:firstLine="1134"/>
         <w:jc w:val="both"/>
         <w:rPr>
           <w:szCs w:val="28"/>
@@ -896,7 +897,7 @@
       <w:pPr>
         <w:pStyle w:val="Heading"/>
         <w:spacing w:line="238" w:lineRule="auto"/>
-        <w:ind w:end="0" w:firstLine="709"/>
+        <w:ind w:end="0" w:firstLine="1134"/>
         <w:jc w:val="both"/>
         <w:rPr>
           <w:szCs w:val="28"/>
@@ -926,7 +927,7 @@
       <w:pPr>
         <w:pStyle w:val="Heading"/>
         <w:spacing w:line="238" w:lineRule="auto"/>
-        <w:ind w:end="0" w:firstLine="709"/>
+        <w:ind w:end="0" w:firstLine="1134"/>
         <w:jc w:val="both"/>
         <w:rPr>
           <w:szCs w:val="28"/>
@@ -956,7 +957,7 @@
       <w:pPr>
         <w:pStyle w:val="Heading"/>
         <w:spacing w:line="238" w:lineRule="auto"/>
-        <w:ind w:end="0" w:firstLine="709"/>
+        <w:ind w:end="0" w:firstLine="1134"/>
         <w:jc w:val="both"/>
         <w:rPr>
           <w:szCs w:val="28"/>
@@ -1985,7 +1986,7 @@
       <w:pPr>
         <w:pStyle w:val="1"/>
         <w:spacing w:line="238" w:lineRule="auto"/>
-        <w:ind w:end="0" w:firstLine="709"/>
+        <w:ind w:end="0" w:firstLine="720"/>
         <w:jc w:val="both"/>
         <w:rPr/>
       </w:pPr>
@@ -2085,7 +2086,7 @@
       <w:pPr>
         <w:pStyle w:val="1"/>
         <w:spacing w:line="238" w:lineRule="auto"/>
-        <w:ind w:end="0" w:firstLine="709"/>
+        <w:ind w:end="0" w:firstLine="720"/>
         <w:jc w:val="both"/>
         <w:rPr>
           <w:lang w:val="uk-UA"/>
@@ -2163,7 +2164,7 @@
       <w:pPr>
         <w:pStyle w:val="1"/>
         <w:spacing w:line="238" w:lineRule="auto"/>
-        <w:ind w:end="0" w:firstLine="709"/>
+        <w:ind w:end="0" w:firstLine="720"/>
         <w:jc w:val="both"/>
         <w:rPr>
           <w:lang w:val="uk-UA"/>
@@ -2214,7 +2215,7 @@
       <w:pPr>
         <w:pStyle w:val="1"/>
         <w:spacing w:line="238" w:lineRule="auto"/>
-        <w:ind w:end="0" w:firstLine="709"/>
+        <w:ind w:end="0" w:firstLine="720"/>
         <w:jc w:val="both"/>
         <w:rPr>
           <w:lang w:val="uk-UA"/>
@@ -2290,7 +2291,7 @@
       <w:pPr>
         <w:pStyle w:val="1"/>
         <w:spacing w:line="238" w:lineRule="auto"/>
-        <w:ind w:end="0" w:firstLine="709"/>
+        <w:ind w:end="0" w:firstLine="720"/>
         <w:jc w:val="both"/>
         <w:rPr>
           <w:lang w:val="uk-UA"/>
@@ -2347,7 +2348,7 @@
       <w:pPr>
         <w:pStyle w:val="1"/>
         <w:spacing w:line="238" w:lineRule="auto"/>
-        <w:ind w:end="0" w:firstLine="709"/>
+        <w:ind w:end="0" w:firstLine="720"/>
         <w:jc w:val="both"/>
         <w:rPr>
           <w:lang w:val="uk-UA"/>
@@ -2410,7 +2411,7 @@
       <w:pPr>
         <w:pStyle w:val="1"/>
         <w:spacing w:line="238" w:lineRule="auto"/>
-        <w:ind w:end="0" w:firstLine="709"/>
+        <w:ind w:end="0" w:firstLine="720"/>
         <w:jc w:val="both"/>
         <w:rPr>
           <w:lang w:val="uk-UA"/>
@@ -2473,7 +2474,7 @@
       <w:pPr>
         <w:pStyle w:val="1"/>
         <w:spacing w:line="238" w:lineRule="auto"/>
-        <w:ind w:end="0" w:firstLine="709"/>
+        <w:ind w:end="0" w:firstLine="720"/>
         <w:jc w:val="both"/>
         <w:rPr>
           <w:lang w:val="uk-UA"/>
@@ -3231,11 +3232,22 @@
           <w:numId w:val="0"/>
         </w:numPr>
         <w:spacing w:before="0" w:after="0"/>
-        <w:ind w:start="0" w:end="0" w:firstLine="709"/>
-        <w:rPr>
-          <w:lang w:val="uk-UA"/>
-        </w:rPr>
-      </w:pPr>
+        <w:ind w:start="0" w:hanging="0"/>
+        <w:rPr>
+          <w:lang w:val="uk-UA"/>
+        </w:rPr>
+      </w:pPr>
+      <w:r>
+        <w:rPr>
+          <w:bCs w:val="false"/>
+          <w:iCs w:val="false"/>
+          <w:color w:val="FF0000"/>
+          <w:sz w:val="20"/>
+          <w:szCs w:val="20"/>
+          <w:lang w:val="uk-UA"/>
+        </w:rPr>
+        <w:t xml:space="preserve">              </w:t>
+      </w:r>
       <w:r>
         <w:rPr>
           <w:lang w:val="uk-UA" w:eastAsia="uk-UA"/>
@@ -3814,7 +3826,7 @@
           <w:tab w:val="left" w:leader="none" w:pos="1276"/>
         </w:tabs>
         <w:spacing w:before="0" w:after="0" w:line="238" w:lineRule="auto"/>
-        <w:ind w:start="0" w:end="0" w:firstLine="709"/>
+        <w:ind w:start="0" w:end="0" w:hanging="0"/>
         <w:rPr>
           <w:bCs w:val="false"/>
           <w:lang w:val="uk-UA"/>
@@ -4476,6 +4488,25 @@
     <w:p>
       <w:pPr>
         <w:pStyle w:val="Normal"/>
+        <w:spacing w:line="238" w:lineRule="auto"/>
+        <w:jc w:val="both"/>
+        <w:rPr>
+          <w:color w:val="000000"/>
+          <w:sz w:val="16"/>
+          <w:szCs w:val="16"/>
+        </w:rPr>
+      </w:pPr>
+      <w:r>
+        <w:rPr>
+          <w:color w:val="000000"/>
+          <w:sz w:val="16"/>
+          <w:szCs w:val="16"/>
+        </w:rPr>
+      </w:r>
+    </w:p>
+    <w:p>
+      <w:pPr>
+        <w:pStyle w:val="Normal"/>
         <w:keepNext/>
         <w:spacing w:line="238" w:lineRule="auto"/>
         <w:jc w:val="left"/>
@@ -4489,7 +4520,7 @@
           <w:color w:val="000000"/>
           <w:sz w:val="28"/>
         </w:rPr>
-        <w:t>Начальник Харківського національного університету Повітряних Сил імені Івана Кожедуба</w:t>
+        <w:t>Начальник Харківського національного університету Повітряних Сил      імені Івана Кожедуба</w:t>
       </w:r>
     </w:p>
     <w:p>
@@ -4980,7 +5011,6 @@
     <w:lvl w:ilvl="0">
       <w:start w:val="2"/>
       <w:numFmt w:val="decimal"/>
-      <w:suff w:val="space"/>
       <w:lvlText w:val="%1."/>
       <w:lvlJc w:val="start"/>
       <w:pPr>

--- a/шаблони/комплекти/Стрільби/Шаблон_Витяг з наказу на стрільби (придатні).docx
+++ b/шаблони/комплекти/Стрільби/Шаблон_Витяг з наказу на стрільби (придатні).docx
@@ -2755,7 +2755,7 @@
         <w:rPr>
           <w:lang w:val="uk-UA"/>
         </w:rPr>
-        <w:t xml:space="preserve"> на {{кількість_осіб}} учасників стрільби</w:t>
+        <w:t xml:space="preserve"> на {{кількість_осіб}} {{учасників}} стрільби</w:t>
       </w:r>
       <w:r>
         <w:rPr>
@@ -2787,7 +2787,7 @@
         <w:rPr>
           <w:lang w:val="uk-UA"/>
         </w:rPr>
-        <w:t xml:space="preserve"> на {{кількість_осіб}} учасників стрільби</w:t>
+        <w:t xml:space="preserve"> на {{кількість_осіб}} {{учасників}} стрільби</w:t>
       </w:r>
       <w:r>
         <w:rPr>
@@ -2819,7 +2819,7 @@
         <w:rPr>
           <w:lang w:val="uk-UA"/>
         </w:rPr>
-        <w:t xml:space="preserve"> на {{кількість_осіб}} учасників стрільби</w:t>
+        <w:t xml:space="preserve"> на {{кількість_осіб}} {{учасників}} стрільби</w:t>
       </w:r>
       <w:r>
         <w:rPr>
@@ -2851,7 +2851,7 @@
         <w:rPr>
           <w:lang w:val="uk-UA"/>
         </w:rPr>
-        <w:t xml:space="preserve"> на {{кількість_осіб}} учасників стрільби</w:t>
+        <w:t xml:space="preserve"> на {{кількість_осіб}} {{учасників}} стрільби</w:t>
       </w:r>
       <w:r>
         <w:rPr>
@@ -2883,7 +2883,7 @@
         <w:rPr>
           <w:lang w:val="uk-UA"/>
         </w:rPr>
-        <w:t xml:space="preserve"> на {{кількість_осіб}} учасників стрільби</w:t>
+        <w:t xml:space="preserve"> на {{кількість_осіб}} {{учасників}} стрільби</w:t>
       </w:r>
       <w:r>
         <w:rPr>
@@ -2915,7 +2915,7 @@
         <w:rPr>
           <w:lang w:val="uk-UA"/>
         </w:rPr>
-        <w:t xml:space="preserve"> на {{кількість_осіб}} учасників стрільби;</w:t>
+        <w:t xml:space="preserve"> на {{кількість_осіб}} {{учасників}} стрільби;</w:t>
       </w:r>
     </w:p>
     <w:p>
@@ -2941,7 +2941,7 @@
         <w:rPr>
           <w:lang w:val="uk-UA"/>
         </w:rPr>
-        <w:t xml:space="preserve"> на {{кількість_осіб}} учасників стрільби</w:t>
+        <w:t xml:space="preserve"> на {{кількість_осіб}} {{учасників}} стрільби</w:t>
       </w:r>
       <w:r>
         <w:rPr>
@@ -2973,7 +2973,7 @@
         <w:rPr>
           <w:lang w:val="uk-UA"/>
         </w:rPr>
-        <w:t xml:space="preserve"> на {{кількість_осіб}} учасників стрільби</w:t>
+        <w:t xml:space="preserve"> на {{кількість_осіб}} {{учасників}} стрільби</w:t>
       </w:r>
       <w:r>
         <w:rPr>
@@ -3005,7 +3005,7 @@
         <w:rPr>
           <w:lang w:val="uk-UA"/>
         </w:rPr>
-        <w:t xml:space="preserve"> на {{кількість_осіб}} учасників стрільби</w:t>
+        <w:t xml:space="preserve"> на {{кількість_осіб}} {{учасників}} стрільби</w:t>
       </w:r>
       <w:r>
         <w:rPr>
@@ -3043,7 +3043,7 @@
         <w:rPr>
           <w:lang w:val="uk-UA"/>
         </w:rPr>
-        <w:t xml:space="preserve"> на {{кількість_осіб}} учасників стрільби</w:t>
+        <w:t xml:space="preserve"> на {{кількість_осіб}} {{учасників}} стрільби</w:t>
       </w:r>
       <w:r>
         <w:rPr>
@@ -3075,7 +3075,7 @@
         <w:rPr>
           <w:lang w:val="uk-UA"/>
         </w:rPr>
-        <w:t xml:space="preserve"> на {{кількість_осіб}} учасників стрільби</w:t>
+        <w:t xml:space="preserve"> на {{кількість_осіб}} {{учасників}} стрільби</w:t>
       </w:r>
       <w:r>
         <w:rPr>
@@ -3107,7 +3107,7 @@
         <w:rPr>
           <w:lang w:val="uk-UA"/>
         </w:rPr>
-        <w:t xml:space="preserve"> на {{кількість_осіб}} учасників стрільби</w:t>
+        <w:t xml:space="preserve"> на {{кількість_осіб}} {{учасників}} стрільби</w:t>
       </w:r>
       <w:r>
         <w:rPr>
@@ -3151,7 +3151,7 @@
         <w:rPr>
           <w:lang w:val="uk-UA"/>
         </w:rPr>
-        <w:t xml:space="preserve"> на {{кількість_осіб}} учасників стрільби</w:t>
+        <w:t xml:space="preserve"> на {{кількість_осіб}} {{учасників}} стрільби</w:t>
       </w:r>
       <w:r>
         <w:rPr>
@@ -3183,7 +3183,7 @@
         <w:rPr>
           <w:lang w:val="uk-UA"/>
         </w:rPr>
-        <w:t xml:space="preserve"> на {{кількість_осіб}} учасників стрільби</w:t>
+        <w:t xml:space="preserve"> на {{кількість_осіб}} {{учасників}} стрільби</w:t>
       </w:r>
       <w:r>
         <w:rPr>
@@ -3215,7 +3215,7 @@
         <w:rPr>
           <w:lang w:val="uk-UA"/>
         </w:rPr>
-        <w:t xml:space="preserve"> на {{кількість_осіб}} учасників стрільби</w:t>
+        <w:t xml:space="preserve"> на {{кількість_осіб}} {{учасників}} стрільби</w:t>
       </w:r>
       <w:r>
         <w:rPr>
@@ -3258,7 +3258,7 @@
         <w:rPr>
           <w:lang w:val="uk-UA"/>
         </w:rPr>
-        <w:t xml:space="preserve"> на {{кількість_осіб}} учасників стрільби</w:t>
+        <w:t xml:space="preserve"> на {{кількість_осіб}} {{учасників}} стрільби</w:t>
       </w:r>
       <w:r>
         <w:rPr>
@@ -3290,7 +3290,7 @@
         <w:rPr>
           <w:lang w:val="uk-UA"/>
         </w:rPr>
-        <w:t xml:space="preserve"> на {{кількість_осіб}} учасників стрільби</w:t>
+        <w:t xml:space="preserve"> на {{кількість_осіб}} {{учасників}} стрільби</w:t>
       </w:r>
       <w:r>
         <w:rPr>
@@ -3322,7 +3322,7 @@
         <w:rPr>
           <w:lang w:val="uk-UA"/>
         </w:rPr>
-        <w:t xml:space="preserve"> на {{кількість_осіб}} учасників стрільби;</w:t>
+        <w:t xml:space="preserve"> на {{кількість_осіб}} {{учасників}} стрільби;</w:t>
       </w:r>
     </w:p>
     <w:p>
@@ -3348,7 +3348,7 @@
         <w:rPr>
           <w:lang w:val="uk-UA"/>
         </w:rPr>
-        <w:t xml:space="preserve"> РГД-5 (аналог) – {{гранати_ргд}}  штук на {{кількість_осіб}} учасників стрільби</w:t>
+        <w:t xml:space="preserve"> РГД-5 (аналог) – {{гранати_ргд}}  штук на {{кількість_осіб}} {{учасників}} стрільби</w:t>
       </w:r>
       <w:r>
         <w:rPr>
@@ -3380,7 +3380,7 @@
         <w:rPr>
           <w:lang w:val="uk-UA"/>
         </w:rPr>
-        <w:t xml:space="preserve">на {{кількість_осіб}} учасників стрільби</w:t>
+        <w:t xml:space="preserve">на {{кількість_осіб}} {{учасників}} стрільби</w:t>
       </w:r>
       <w:r>
         <w:rPr>
@@ -3412,7 +3412,7 @@
         <w:rPr>
           <w:lang w:val="uk-UA"/>
         </w:rPr>
-        <w:t xml:space="preserve">на {{кількість_осіб}} учасників стрільби</w:t>
+        <w:t xml:space="preserve">на {{кількість_осіб}} {{учасників}} стрільби</w:t>
       </w:r>
       <w:r>
         <w:rPr>
@@ -3600,7 +3600,7 @@
         <w:rPr>
           <w:szCs w:val="28"/>
         </w:rPr>
-        <w:t xml:space="preserve">курсовому офіцеру курсів перепідготовки та підвищення кваліфікації Харківського національного університету Повітряних Сил курсовому офіцеру курсів перепідготовки та підвищення кваліфікації університету {{отримувач_боєприпасів_дв}}.</w:t>
+        <w:t xml:space="preserve">курсовому офіцеру курсів перепідготовки та підвищення кваліфікації Харківського національного університету Повітряних Сил {{отримувач_боєприпасів_дв}}.</w:t>
       </w:r>
     </w:p>
     <w:p>
@@ -3655,7 +3655,7 @@
           <w:sz w:val="28"/>
           <w:szCs w:val="28"/>
         </w:rPr>
-        <w:t xml:space="preserve">Начальнику 61 навчального курсу факультету протиповітряної оборони Сухопутних військ та інших складових Сил оборони України Харківського національного університету Повітряних Сил університету      {{дати_стрільб}} організувати видачу автоматів АКМ у комплекті кількістю {{кількість_акм_61}} шт. з кімнати для зберігання зброї для виконання вправ “Курсу стрільб зі стрілецької зброї і бойових машин”, затвердженого наказом Генерального штабу Збройних Сил України від       28 липня 2025 року № 117.</w:t>
+        <w:t xml:space="preserve">Начальнику 61 навчального курсу факультету протиповітряної оборони Сухопутних військ та інших складових Сил оборони України Харківського національного університету Повітряних Сил      {{дати_стрільб}} організувати видачу автоматів АКМ у комплекті кількістю {{кількість_акм_61}} шт. з кімнати для зберігання зброї для виконання вправ “Курсу стрільб зі стрілецької зброї і бойових машин”, затвердженого наказом Генерального штабу Збройних Сил України від       28 липня 2025 року № 117.</w:t>
       </w:r>
     </w:p>
     <w:p>
@@ -4187,7 +4187,7 @@
         <w:rPr>
           <w:szCs w:val="28"/>
         </w:rPr>
-        <w:t xml:space="preserve">Старшим машини для перевезення зброї, боєприпасів, особового складу варти супроводження {{дати_стрільб}} та          призначити курсового офіцера курсів перепідготовки та підвищення кваліфікації Харківського національного університету Повітряних Сил {{старший_машини_зв}}.</w:t>
+        <w:t xml:space="preserve">Старшим машини для перевезення зброї, боєприпасів, особового складу варти супроводження {{дати_стрільб}} призначити курсового офіцера курсів перепідготовки та підвищення кваліфікації Харківського національного університету Повітряних Сил {{старший_машини_зв}}.</w:t>
       </w:r>
     </w:p>
     <w:p>
@@ -4541,7 +4541,7 @@
           <w:color w:val="000000"/>
           <w:sz w:val="28"/>
         </w:rPr>
-        <w:t xml:space="preserve">{{звання_командира}}</w:t>
+        <w:t xml:space="preserve">{{звання_начальника_університету}}</w:t>
       </w:r>
       <w:r>
         <w:rPr>
@@ -4555,7 +4555,7 @@
           <w:color w:val="000000"/>
           <w:sz w:val="28"/>
         </w:rPr>
-        <w:t xml:space="preserve">{{піб_командира}}</w:t>
+        <w:t xml:space="preserve">{{піб_начальника_університету}}</w:t>
       </w:r>
     </w:p>
     <w:p>

--- a/шаблони/комплекти/Стрільби/Шаблон_Витяг з наказу на стрільби (придатні).docx
+++ b/шаблони/комплекти/Стрільби/Шаблон_Витяг з наказу на стрільби (придатні).docx
@@ -2967,7 +2967,7 @@
         <w:rPr>
           <w:lang w:val="uk-UA" w:eastAsia="uk-UA"/>
         </w:rPr>
-        <w:t xml:space="preserve">для виконання підготовчої вправи №8(виконується 2 рази): 7,62 мм набої зразка 43 року з кулею «ПС» - {{набої_вправа_8}} штук</w:t>
+        <w:t xml:space="preserve">для виконання підготовчої вправи №8 (виконується 2 рази): 7,62 мм набої зразка 43 року з кулею «ПС» - {{набої_вправа_8}} штук</w:t>
       </w:r>
       <w:r>
         <w:rPr>
